--- a/docs/versioni.docx
+++ b/docs/versioni.docx
@@ -326,6 +326,311 @@
         </w:rPr>
         <w:t>.</w:t>
       </w:r>
+    </w:p>
+    <w:p>
+      <w:pPr>
+        <w:pBdr>
+          <w:bottom w:val="single" w:sz="6" w:space="1" w:color="auto"/>
+        </w:pBdr>
+        <w:spacing w:line="240" w:lineRule="auto"/>
+        <w:contextualSpacing/>
+        <w:rPr>
+          <w:rFonts w:ascii="Times New Roman" w:hAnsi="Times New Roman" w:cs="Times New Roman"/>
+          <w:sz w:val="36"/>
+          <w:szCs w:val="36"/>
+        </w:rPr>
+      </w:pPr>
+    </w:p>
+    <w:p>
+      <w:pPr>
+        <w:spacing w:line="240" w:lineRule="auto"/>
+        <w:contextualSpacing/>
+        <w:rPr>
+          <w:rFonts w:ascii="Times New Roman" w:hAnsi="Times New Roman" w:cs="Times New Roman"/>
+          <w:sz w:val="36"/>
+          <w:szCs w:val="36"/>
+        </w:rPr>
+      </w:pPr>
+    </w:p>
+    <w:p>
+      <w:pPr>
+        <w:spacing w:line="240" w:lineRule="auto"/>
+        <w:contextualSpacing/>
+        <w:rPr>
+          <w:rFonts w:ascii="Times New Roman" w:hAnsi="Times New Roman" w:cs="Times New Roman"/>
+          <w:b/>
+          <w:bCs/>
+          <w:sz w:val="40"/>
+          <w:szCs w:val="40"/>
+        </w:rPr>
+      </w:pPr>
+      <w:r>
+        <w:rPr>
+          <w:rFonts w:ascii="Times New Roman" w:hAnsi="Times New Roman" w:cs="Times New Roman"/>
+          <w:b/>
+          <w:bCs/>
+          <w:sz w:val="40"/>
+          <w:szCs w:val="40"/>
+        </w:rPr>
+        <w:t>Versione v0.1.</w:t>
+      </w:r>
+      <w:r>
+        <w:rPr>
+          <w:rFonts w:ascii="Times New Roman" w:hAnsi="Times New Roman" w:cs="Times New Roman"/>
+          <w:b/>
+          <w:bCs/>
+          <w:sz w:val="40"/>
+          <w:szCs w:val="40"/>
+        </w:rPr>
+        <w:t>2</w:t>
+      </w:r>
+    </w:p>
+    <w:p>
+      <w:pPr>
+        <w:spacing w:line="240" w:lineRule="auto"/>
+        <w:contextualSpacing/>
+        <w:jc w:val="right"/>
+        <w:rPr>
+          <w:rFonts w:ascii="Times New Roman" w:hAnsi="Times New Roman" w:cs="Times New Roman"/>
+          <w:sz w:val="36"/>
+          <w:szCs w:val="36"/>
+        </w:rPr>
+      </w:pPr>
+      <w:r>
+        <w:rPr>
+          <w:rFonts w:ascii="Times New Roman" w:hAnsi="Times New Roman" w:cs="Times New Roman"/>
+          <w:sz w:val="36"/>
+          <w:szCs w:val="36"/>
+        </w:rPr>
+        <w:t xml:space="preserve">Data </w:t>
+      </w:r>
+      <w:r>
+        <w:rPr>
+          <w:rFonts w:ascii="Times New Roman" w:hAnsi="Times New Roman" w:cs="Times New Roman"/>
+          <w:sz w:val="36"/>
+          <w:szCs w:val="36"/>
+        </w:rPr>
+        <w:t>27</w:t>
+      </w:r>
+      <w:r>
+        <w:rPr>
+          <w:rFonts w:ascii="Times New Roman" w:hAnsi="Times New Roman" w:cs="Times New Roman"/>
+          <w:sz w:val="36"/>
+          <w:szCs w:val="36"/>
+        </w:rPr>
+        <w:t>/04/2026</w:t>
+      </w:r>
+    </w:p>
+    <w:p>
+      <w:pPr>
+        <w:spacing w:line="240" w:lineRule="auto"/>
+        <w:contextualSpacing/>
+        <w:jc w:val="right"/>
+        <w:rPr>
+          <w:rFonts w:ascii="Times New Roman" w:hAnsi="Times New Roman" w:cs="Times New Roman"/>
+          <w:sz w:val="36"/>
+          <w:szCs w:val="36"/>
+        </w:rPr>
+      </w:pPr>
+    </w:p>
+    <w:p>
+      <w:pPr>
+        <w:spacing w:line="240" w:lineRule="auto"/>
+        <w:contextualSpacing/>
+        <w:rPr>
+          <w:rFonts w:ascii="Times New Roman" w:hAnsi="Times New Roman" w:cs="Times New Roman"/>
+          <w:sz w:val="36"/>
+          <w:szCs w:val="36"/>
+        </w:rPr>
+      </w:pPr>
+    </w:p>
+    <w:p>
+      <w:pPr>
+        <w:spacing w:line="240" w:lineRule="auto"/>
+        <w:contextualSpacing/>
+        <w:rPr>
+          <w:rFonts w:ascii="Times New Roman" w:hAnsi="Times New Roman" w:cs="Times New Roman"/>
+          <w:sz w:val="36"/>
+          <w:szCs w:val="36"/>
+        </w:rPr>
+      </w:pPr>
+      <w:r>
+        <w:rPr>
+          <w:rFonts w:ascii="Times New Roman" w:hAnsi="Times New Roman" w:cs="Times New Roman"/>
+          <w:sz w:val="36"/>
+          <w:szCs w:val="36"/>
+        </w:rPr>
+        <w:t xml:space="preserve">Versione comprendente </w:t>
+      </w:r>
+      <w:r>
+        <w:rPr>
+          <w:rFonts w:ascii="Times New Roman" w:hAnsi="Times New Roman" w:cs="Times New Roman"/>
+          <w:sz w:val="36"/>
+          <w:szCs w:val="36"/>
+        </w:rPr>
+        <w:t xml:space="preserve">implementazione </w:t>
+      </w:r>
+      <w:r>
+        <w:rPr>
+          <w:rFonts w:ascii="Times New Roman" w:hAnsi="Times New Roman" w:cs="Times New Roman"/>
+          <w:sz w:val="36"/>
+          <w:szCs w:val="36"/>
+        </w:rPr>
+        <w:t xml:space="preserve">della home page, </w:t>
+      </w:r>
+      <w:r>
+        <w:rPr>
+          <w:rFonts w:ascii="Times New Roman" w:hAnsi="Times New Roman" w:cs="Times New Roman"/>
+          <w:sz w:val="36"/>
+          <w:szCs w:val="36"/>
+        </w:rPr>
+        <w:t>con</w:t>
+      </w:r>
+      <w:r>
+        <w:rPr>
+          <w:rFonts w:ascii="Times New Roman" w:hAnsi="Times New Roman" w:cs="Times New Roman"/>
+          <w:sz w:val="36"/>
+          <w:szCs w:val="36"/>
+        </w:rPr>
+        <w:t>:</w:t>
+      </w:r>
+      <w:r>
+        <w:rPr>
+          <w:rFonts w:ascii="Times New Roman" w:hAnsi="Times New Roman" w:cs="Times New Roman"/>
+          <w:sz w:val="36"/>
+          <w:szCs w:val="36"/>
+        </w:rPr>
+        <w:t xml:space="preserve"> mappa usando LeafletJS e OpenMap</w:t>
+      </w:r>
+      <w:r>
+        <w:rPr>
+          <w:rFonts w:ascii="Times New Roman" w:hAnsi="Times New Roman" w:cs="Times New Roman"/>
+          <w:sz w:val="36"/>
+          <w:szCs w:val="36"/>
+        </w:rPr>
+        <w:t xml:space="preserve">, ricerca con Nominatim, </w:t>
+      </w:r>
+      <w:r>
+        <w:rPr>
+          <w:rFonts w:ascii="Times New Roman" w:hAnsi="Times New Roman" w:cs="Times New Roman"/>
+          <w:sz w:val="36"/>
+          <w:szCs w:val="36"/>
+        </w:rPr>
+        <w:t>paginazione</w:t>
+      </w:r>
+      <w:r>
+        <w:rPr>
+          <w:rFonts w:ascii="Times New Roman" w:hAnsi="Times New Roman" w:cs="Times New Roman"/>
+          <w:sz w:val="36"/>
+          <w:szCs w:val="36"/>
+        </w:rPr>
+        <w:t xml:space="preserve">, </w:t>
+      </w:r>
+      <w:r>
+        <w:rPr>
+          <w:rFonts w:ascii="Times New Roman" w:hAnsi="Times New Roman" w:cs="Times New Roman"/>
+          <w:sz w:val="36"/>
+          <w:szCs w:val="36"/>
+        </w:rPr>
+        <w:t>elenco degli articoli</w:t>
+      </w:r>
+      <w:r>
+        <w:rPr>
+          <w:rFonts w:ascii="Times New Roman" w:hAnsi="Times New Roman" w:cs="Times New Roman"/>
+          <w:sz w:val="36"/>
+          <w:szCs w:val="36"/>
+        </w:rPr>
+        <w:t xml:space="preserve"> e layout responsive</w:t>
+      </w:r>
+      <w:r>
+        <w:rPr>
+          <w:rFonts w:ascii="Times New Roman" w:hAnsi="Times New Roman" w:cs="Times New Roman"/>
+          <w:sz w:val="36"/>
+          <w:szCs w:val="36"/>
+        </w:rPr>
+        <w:t>.</w:t>
+      </w:r>
+    </w:p>
+    <w:p>
+      <w:pPr>
+        <w:spacing w:line="240" w:lineRule="auto"/>
+        <w:contextualSpacing/>
+        <w:rPr>
+          <w:rFonts w:ascii="Times New Roman" w:hAnsi="Times New Roman" w:cs="Times New Roman"/>
+          <w:sz w:val="36"/>
+          <w:szCs w:val="36"/>
+        </w:rPr>
+      </w:pPr>
+      <w:r>
+        <w:rPr>
+          <w:rFonts w:ascii="Times New Roman" w:hAnsi="Times New Roman" w:cs="Times New Roman"/>
+          <w:sz w:val="36"/>
+          <w:szCs w:val="36"/>
+        </w:rPr>
+        <w:t>Aggiunt</w:t>
+      </w:r>
+      <w:r>
+        <w:rPr>
+          <w:rFonts w:ascii="Times New Roman" w:hAnsi="Times New Roman" w:cs="Times New Roman"/>
+          <w:sz w:val="36"/>
+          <w:szCs w:val="36"/>
+        </w:rPr>
+        <w:t>a</w:t>
+      </w:r>
+      <w:r>
+        <w:rPr>
+          <w:rFonts w:ascii="Times New Roman" w:hAnsi="Times New Roman" w:cs="Times New Roman"/>
+          <w:sz w:val="36"/>
+          <w:szCs w:val="36"/>
+        </w:rPr>
+        <w:t>, inoltre</w:t>
+      </w:r>
+      <w:r>
+        <w:rPr>
+          <w:rFonts w:ascii="Times New Roman" w:hAnsi="Times New Roman" w:cs="Times New Roman"/>
+          <w:sz w:val="36"/>
+          <w:szCs w:val="36"/>
+        </w:rPr>
+        <w:t xml:space="preserve">, </w:t>
+      </w:r>
+      <w:r>
+        <w:rPr>
+          <w:rFonts w:ascii="Times New Roman" w:hAnsi="Times New Roman" w:cs="Times New Roman"/>
+          <w:sz w:val="36"/>
+          <w:szCs w:val="36"/>
+        </w:rPr>
+        <w:t xml:space="preserve">una directory </w:t>
+      </w:r>
+      <w:r>
+        <w:rPr>
+          <w:rFonts w:ascii="Times New Roman" w:hAnsi="Times New Roman" w:cs="Times New Roman"/>
+          <w:sz w:val="36"/>
+          <w:szCs w:val="36"/>
+        </w:rPr>
+        <w:t>con dati di testing.</w:t>
+      </w:r>
+    </w:p>
+    <w:p>
+      <w:pPr>
+        <w:spacing w:line="240" w:lineRule="auto"/>
+        <w:contextualSpacing/>
+        <w:rPr>
+          <w:rFonts w:ascii="Times New Roman" w:hAnsi="Times New Roman" w:cs="Times New Roman"/>
+          <w:sz w:val="36"/>
+          <w:szCs w:val="36"/>
+        </w:rPr>
+      </w:pPr>
+    </w:p>
+    <w:p>
+      <w:pPr>
+        <w:spacing w:line="240" w:lineRule="auto"/>
+        <w:contextualSpacing/>
+        <w:rPr>
+          <w:rFonts w:ascii="Times New Roman" w:hAnsi="Times New Roman" w:cs="Times New Roman"/>
+          <w:sz w:val="36"/>
+          <w:szCs w:val="36"/>
+        </w:rPr>
+      </w:pPr>
     </w:p>
     <w:sectPr>
       <w:pgSz w:w="11906" w:h="16838"/>
